--- a/proactive-english-b2-sy/out/PE-B2-BK1-SY_Unit03_StudentsBook.docx
+++ b/proactive-english-b2-sy/out/PE-B2-BK1-SY_Unit03_StudentsBook.docx
@@ -33718,7 +33718,7 @@
                 <w:sz w:val="22"/>
                 <w:szCs w:val="22"/>
               </w:rPr>
-              <w:t xml:space="preserve">set out · put forward · back up · bear out · rule out · stand by · give ground · hold back · follow through · point out · allow for · come round to</w:t>
+              <w:t xml:space="preserve">bring up · put forward · back up · bear out · rule out · stand by · give ground · hold back · follow through · point out · allow for · come round to</w:t>
             </w:r>
             <w:r>
               <w:rPr>
@@ -33843,7 +33843,7 @@
                 <w:sz w:val="22"/>
                 <w:szCs w:val="22"/>
               </w:rPr>
-              <w:t xml:space="preserve"> · assume → </w:t>
+              <w:t xml:space="preserve"> · qualify → </w:t>
             </w:r>
             <w:r>
               <w:rPr>
@@ -33855,7 +33855,7 @@
                 <w:sz w:val="22"/>
                 <w:szCs w:val="22"/>
               </w:rPr>
-              <w:t xml:space="preserve">assumption</w:t>
+              <w:t xml:space="preserve">qualification</w:t>
             </w:r>
             <w:r>
               <w:rPr>
